--- a/Calendario2026/Laboratorios/Laboratorio2/2_Configure_and_Verify_eBGP.docx
+++ b/Calendario2026/Laboratorios/Laboratorio2/2_Configure_and_Verify_eBGP.docx
@@ -28,13 +28,8 @@
         <w:t>verifique</w:t>
       </w:r>
       <w:r>
-        <w:t xml:space="preserve"> </w:t>
-      </w:r>
-      <w:proofErr w:type="spellStart"/>
-      <w:r>
-        <w:t>eBGP</w:t>
-      </w:r>
-      <w:proofErr w:type="spellEnd"/>
+        <w:t xml:space="preserve"> eBGP</w:t>
+      </w:r>
     </w:p>
     <w:p>
       <w:pPr>
@@ -185,6 +180,9 @@
         <w:ind w:hanging="284"/>
       </w:pPr>
       <w:r>
+        <w:rPr>
+          <w:noProof/>
+        </w:rPr>
         <w:drawing>
           <wp:inline distT="0" distB="0" distL="0" distR="0" wp14:anchorId="58346A68" wp14:editId="71B9073D">
             <wp:extent cx="6446520" cy="1817370"/>
@@ -721,15 +719,7 @@
         <w:pStyle w:val="BodyTextL25Bold"/>
       </w:pPr>
       <w:r>
-        <w:t xml:space="preserve">Parte 2: Configurar </w:t>
-      </w:r>
-      <w:proofErr w:type="spellStart"/>
-      <w:r>
-        <w:t>eBGP</w:t>
-      </w:r>
-      <w:proofErr w:type="spellEnd"/>
-      <w:r>
-        <w:t xml:space="preserve"> en el R1</w:t>
+        <w:t>Parte 2: Configurar eBGP en el R1</w:t>
       </w:r>
     </w:p>
     <w:p>
@@ -737,13 +727,8 @@
         <w:pStyle w:val="BodyTextL25Bold"/>
       </w:pPr>
       <w:r>
-        <w:t xml:space="preserve">Parte 3: Comprobar la configuración de </w:t>
-      </w:r>
-      <w:proofErr w:type="spellStart"/>
-      <w:r>
-        <w:t>eBGP</w:t>
-      </w:r>
-      <w:proofErr w:type="spellEnd"/>
+        <w:t>Parte 3: Comprobar la configuración de eBGP</w:t>
+      </w:r>
     </w:p>
     <w:p>
       <w:pPr>
@@ -759,15 +744,7 @@
         <w:jc w:val="both"/>
       </w:pPr>
       <w:r>
-        <w:t xml:space="preserve">En esta actividad de laboratorio, configurará </w:t>
-      </w:r>
-      <w:proofErr w:type="spellStart"/>
-      <w:r>
-        <w:t>eBGP</w:t>
-      </w:r>
-      <w:proofErr w:type="spellEnd"/>
-      <w:r>
-        <w:t xml:space="preserve"> para la empresa. El ISP proporcionará la ruta predeterminada a Internet. Una vez que se haya completado la configuración, utilizará diversos comandos </w:t>
+        <w:t xml:space="preserve">En esta actividad de laboratorio, configurará eBGP para la empresa. El ISP proporcionará la ruta predeterminada a Internet. Una vez que se haya completado la configuración, utilizará diversos comandos </w:t>
       </w:r>
       <w:r>
         <w:rPr>
@@ -776,15 +753,7 @@
         <w:t xml:space="preserve">show </w:t>
       </w:r>
       <w:r>
-        <w:t xml:space="preserve">para comprobar que la configuración de </w:t>
-      </w:r>
-      <w:proofErr w:type="spellStart"/>
-      <w:r>
-        <w:t>eBGP</w:t>
-      </w:r>
-      <w:proofErr w:type="spellEnd"/>
-      <w:r>
-        <w:t xml:space="preserve"> funcione como se espera.</w:t>
+        <w:t>para comprobar que la configuración de eBGP funcione como se espera.</w:t>
       </w:r>
     </w:p>
     <w:p>
@@ -817,15 +786,7 @@
         <w:jc w:val="both"/>
       </w:pPr>
       <w:r>
-        <w:t xml:space="preserve">En la parte 1, establecerá la topología de la red y configurará los parámetros básicos en los </w:t>
-      </w:r>
-      <w:proofErr w:type="spellStart"/>
-      <w:r>
-        <w:t>routers</w:t>
-      </w:r>
-      <w:proofErr w:type="spellEnd"/>
-      <w:r>
-        <w:t xml:space="preserve"> </w:t>
+        <w:t xml:space="preserve">En la parte 1, establecerá la topología de la red y configurará los parámetros básicos en los routers </w:t>
       </w:r>
       <w:r>
         <w:rPr>
@@ -845,15 +806,7 @@
         <w:t>R2</w:t>
       </w:r>
       <w:r>
-        <w:t xml:space="preserve">. También copiará la configuración provista del ISP-1 a dicho </w:t>
-      </w:r>
-      <w:proofErr w:type="spellStart"/>
-      <w:r>
-        <w:t>router</w:t>
-      </w:r>
-      <w:proofErr w:type="spellEnd"/>
-      <w:r>
-        <w:t>.</w:t>
+        <w:t>. También copiará la configuración provista del ISP-1 a dicho router.</w:t>
       </w:r>
     </w:p>
     <w:p>
@@ -875,18 +828,9 @@
     <w:p>
       <w:pPr>
         <w:pStyle w:val="SubStepAlpha"/>
-        <w:jc w:val="both"/>
-      </w:pPr>
-      <w:r>
-        <w:t xml:space="preserve">Deshabilite la búsqueda DNS para evitar que el </w:t>
-      </w:r>
-      <w:proofErr w:type="spellStart"/>
-      <w:r>
-        <w:t>router</w:t>
-      </w:r>
-      <w:proofErr w:type="spellEnd"/>
-      <w:r>
-        <w:t xml:space="preserve"> intente traducir los comandos incorrectamente introducidos como si fueran nombres de host.</w:t>
+      </w:pPr>
+      <w:r>
+        <w:t>Configure los nombres de host de acuerdo con la topología.</w:t>
       </w:r>
     </w:p>
     <w:p>
@@ -894,14 +838,6 @@
         <w:pStyle w:val="SubStepAlpha"/>
       </w:pPr>
       <w:r>
-        <w:t>Configure los nombres de host de acuerdo con la topología.</w:t>
-      </w:r>
-    </w:p>
-    <w:p>
-      <w:pPr>
-        <w:pStyle w:val="SubStepAlpha"/>
-      </w:pPr>
-      <w:r>
         <w:t>Configure las interfaces según la tabla de asignación de direcciones.</w:t>
       </w:r>
     </w:p>
@@ -946,34 +882,6 @@
         <w:rPr>
           <w:lang w:val="en-US"/>
         </w:rPr>
-        <w:t xml:space="preserve">no </w:t>
-      </w:r>
-      <w:proofErr w:type="spellStart"/>
-      <w:r>
-        <w:rPr>
-          <w:lang w:val="en-US"/>
-        </w:rPr>
-        <w:t>ip</w:t>
-      </w:r>
-      <w:proofErr w:type="spellEnd"/>
-      <w:r>
-        <w:rPr>
-          <w:lang w:val="en-US"/>
-        </w:rPr>
-        <w:t xml:space="preserve"> domain-lookup</w:t>
-      </w:r>
-    </w:p>
-    <w:p>
-      <w:pPr>
-        <w:pStyle w:val="CMDOutput"/>
-        <w:rPr>
-          <w:lang w:val="en-US"/>
-        </w:rPr>
-      </w:pPr>
-      <w:r>
-        <w:rPr>
-          <w:lang w:val="en-US"/>
-        </w:rPr>
         <w:t>interface Loopback0</w:t>
       </w:r>
     </w:p>
@@ -988,177 +896,127 @@
         <w:rPr>
           <w:lang w:val="en-US"/>
         </w:rPr>
+        <w:t xml:space="preserve"> ip address 10.10.10.10 255.255.255.255</w:t>
+      </w:r>
+    </w:p>
+    <w:p>
+      <w:pPr>
+        <w:pStyle w:val="CMDOutput"/>
+        <w:rPr>
+          <w:lang w:val="en-US"/>
+        </w:rPr>
+      </w:pPr>
+      <w:r>
+        <w:rPr>
+          <w:lang w:val="en-US"/>
+        </w:rPr>
+        <w:t>interface Serial0/</w:t>
+      </w:r>
+      <w:r>
+        <w:rPr>
+          <w:lang w:val="en-US"/>
+        </w:rPr>
+        <w:t>1</w:t>
+      </w:r>
+      <w:r>
+        <w:rPr>
+          <w:lang w:val="en-US"/>
+        </w:rPr>
+        <w:t>/1</w:t>
+      </w:r>
+    </w:p>
+    <w:p>
+      <w:pPr>
+        <w:pStyle w:val="CMDOutput"/>
+        <w:rPr>
+          <w:lang w:val="en-US"/>
+        </w:rPr>
+      </w:pPr>
+      <w:r>
+        <w:rPr>
+          <w:lang w:val="en-US"/>
+        </w:rPr>
+        <w:t xml:space="preserve"> ip address 209.165.200.1 255.255.255.252</w:t>
+      </w:r>
+    </w:p>
+    <w:p>
+      <w:pPr>
+        <w:pStyle w:val="CMDOutput"/>
+        <w:rPr>
+          <w:lang w:val="en-US"/>
+        </w:rPr>
+      </w:pPr>
+      <w:r>
+        <w:rPr>
+          <w:lang w:val="en-US"/>
+        </w:rPr>
+        <w:t xml:space="preserve"> no shut</w:t>
+      </w:r>
+    </w:p>
+    <w:p>
+      <w:pPr>
+        <w:pStyle w:val="CMDOutput"/>
+        <w:rPr>
+          <w:lang w:val="en-US"/>
+        </w:rPr>
+      </w:pPr>
+      <w:r>
+        <w:rPr>
+          <w:lang w:val="en-US"/>
+        </w:rPr>
+        <w:t>ip route 0.0.0.0 0.0.0.0 lo0</w:t>
+      </w:r>
+    </w:p>
+    <w:p>
+      <w:pPr>
+        <w:pStyle w:val="CMDOutput"/>
+        <w:rPr>
+          <w:lang w:val="en-US"/>
+        </w:rPr>
+      </w:pPr>
+      <w:r>
+        <w:rPr>
+          <w:lang w:val="en-US"/>
+        </w:rPr>
+        <w:t>router bgp 65001</w:t>
+      </w:r>
+    </w:p>
+    <w:p>
+      <w:pPr>
+        <w:pStyle w:val="CMDOutput"/>
+        <w:rPr>
+          <w:lang w:val="es-MX"/>
+        </w:rPr>
+      </w:pPr>
+      <w:r>
+        <w:rPr>
+          <w:lang w:val="en-US"/>
+        </w:rPr>
         <w:t xml:space="preserve"> </w:t>
       </w:r>
-      <w:proofErr w:type="spellStart"/>
-      <w:r>
-        <w:rPr>
-          <w:lang w:val="en-US"/>
-        </w:rPr>
-        <w:t>ip</w:t>
-      </w:r>
-      <w:proofErr w:type="spellEnd"/>
-      <w:r>
-        <w:rPr>
-          <w:lang w:val="en-US"/>
-        </w:rPr>
-        <w:t xml:space="preserve"> address 10.10.10.10 255.255.255.255</w:t>
-      </w:r>
-    </w:p>
-    <w:p>
-      <w:pPr>
-        <w:pStyle w:val="CMDOutput"/>
-        <w:rPr>
-          <w:lang w:val="en-US"/>
-        </w:rPr>
-      </w:pPr>
-      <w:r>
-        <w:rPr>
-          <w:lang w:val="en-US"/>
-        </w:rPr>
-        <w:t>interface Serial0/</w:t>
-      </w:r>
-      <w:r>
-        <w:rPr>
-          <w:lang w:val="en-US"/>
-        </w:rPr>
-        <w:t>1</w:t>
-      </w:r>
-      <w:r>
-        <w:rPr>
-          <w:lang w:val="en-US"/>
-        </w:rPr>
-        <w:t>/1</w:t>
-      </w:r>
-    </w:p>
-    <w:p>
-      <w:pPr>
-        <w:pStyle w:val="CMDOutput"/>
-        <w:rPr>
-          <w:lang w:val="en-US"/>
-        </w:rPr>
-      </w:pPr>
-      <w:r>
-        <w:rPr>
-          <w:lang w:val="en-US"/>
+      <w:r>
+        <w:rPr>
+          <w:lang w:val="es-MX"/>
+        </w:rPr>
+        <w:t>network 0.0.0.0</w:t>
+      </w:r>
+    </w:p>
+    <w:p>
+      <w:pPr>
+        <w:pStyle w:val="CMDOutput"/>
+        <w:rPr>
+          <w:lang w:val="es-MX"/>
+        </w:rPr>
+      </w:pPr>
+      <w:r>
+        <w:rPr>
+          <w:lang w:val="es-MX"/>
         </w:rPr>
         <w:t xml:space="preserve"> </w:t>
       </w:r>
-      <w:proofErr w:type="spellStart"/>
-      <w:r>
-        <w:rPr>
-          <w:lang w:val="en-US"/>
-        </w:rPr>
-        <w:t>ip</w:t>
-      </w:r>
-      <w:proofErr w:type="spellEnd"/>
-      <w:r>
-        <w:rPr>
-          <w:lang w:val="en-US"/>
-        </w:rPr>
-        <w:t xml:space="preserve"> address 209.165.200.1 255.255.255.252</w:t>
-      </w:r>
-    </w:p>
-    <w:p>
-      <w:pPr>
-        <w:pStyle w:val="CMDOutput"/>
-        <w:rPr>
-          <w:lang w:val="en-US"/>
-        </w:rPr>
-      </w:pPr>
-      <w:r>
-        <w:rPr>
-          <w:lang w:val="en-US"/>
-        </w:rPr>
-        <w:t xml:space="preserve"> no shut</w:t>
-      </w:r>
-    </w:p>
-    <w:p>
-      <w:pPr>
-        <w:pStyle w:val="CMDOutput"/>
-        <w:rPr>
-          <w:lang w:val="en-US"/>
-        </w:rPr>
-      </w:pPr>
-      <w:proofErr w:type="spellStart"/>
-      <w:r>
-        <w:rPr>
-          <w:lang w:val="en-US"/>
-        </w:rPr>
-        <w:t>ip</w:t>
-      </w:r>
-      <w:proofErr w:type="spellEnd"/>
-      <w:r>
-        <w:rPr>
-          <w:lang w:val="en-US"/>
-        </w:rPr>
-        <w:t xml:space="preserve"> route 0.0.0.0 0.0.0.0 lo0</w:t>
-      </w:r>
-    </w:p>
-    <w:p>
-      <w:pPr>
-        <w:pStyle w:val="CMDOutput"/>
-        <w:rPr>
-          <w:lang w:val="en-US"/>
-        </w:rPr>
-      </w:pPr>
-      <w:r>
-        <w:rPr>
-          <w:lang w:val="en-US"/>
-        </w:rPr>
-        <w:t xml:space="preserve">router </w:t>
-      </w:r>
-      <w:proofErr w:type="spellStart"/>
-      <w:r>
-        <w:rPr>
-          <w:lang w:val="en-US"/>
-        </w:rPr>
-        <w:t>bgp</w:t>
-      </w:r>
-      <w:proofErr w:type="spellEnd"/>
-      <w:r>
-        <w:rPr>
-          <w:lang w:val="en-US"/>
-        </w:rPr>
-        <w:t xml:space="preserve"> 65001</w:t>
-      </w:r>
-    </w:p>
-    <w:p>
-      <w:pPr>
-        <w:pStyle w:val="CMDOutput"/>
-        <w:rPr>
-          <w:lang w:val="en-US"/>
-        </w:rPr>
-      </w:pPr>
-      <w:r>
-        <w:rPr>
-          <w:lang w:val="en-US"/>
-        </w:rPr>
-        <w:t xml:space="preserve"> </w:t>
-      </w:r>
-      <w:r>
-        <w:rPr>
-          <w:lang w:val="en-US"/>
-        </w:rPr>
-        <w:t>network 0.0.0.0</w:t>
-      </w:r>
-    </w:p>
-    <w:p>
-      <w:pPr>
-        <w:pStyle w:val="CMDOutput"/>
-        <w:rPr>
-          <w:lang w:val="en-US"/>
-        </w:rPr>
-      </w:pPr>
-      <w:r>
-        <w:rPr>
-          <w:lang w:val="en-US"/>
-        </w:rPr>
-        <w:t xml:space="preserve"> </w:t>
-      </w:r>
-      <w:r>
-        <w:rPr>
-          <w:lang w:val="en-US"/>
+      <w:r>
+        <w:rPr>
+          <w:lang w:val="es-MX"/>
         </w:rPr>
         <w:t>neighbor 209.165.200.2 remote-as 65000</w:t>
       </w:r>
@@ -1167,11 +1025,9 @@
       <w:pPr>
         <w:pStyle w:val="CMDOutput"/>
       </w:pPr>
-      <w:proofErr w:type="spellStart"/>
       <w:r>
         <w:t>end</w:t>
       </w:r>
-      <w:proofErr w:type="spellEnd"/>
     </w:p>
     <w:p>
       <w:pPr>
@@ -1209,15 +1065,7 @@
         <w:pStyle w:val="PartHead"/>
       </w:pPr>
       <w:r>
-        <w:t xml:space="preserve">Configurar </w:t>
-      </w:r>
-      <w:proofErr w:type="spellStart"/>
-      <w:r>
-        <w:t>eBGP</w:t>
-      </w:r>
-      <w:proofErr w:type="spellEnd"/>
-      <w:r>
-        <w:t xml:space="preserve"> en el R2</w:t>
+        <w:t>Configurar eBGP en el R2</w:t>
       </w:r>
     </w:p>
     <w:p>
@@ -1236,37 +1084,13 @@
         <w:t>R2</w:t>
       </w:r>
       <w:r>
-        <w:t xml:space="preserve"> para que se convierta en un par de </w:t>
-      </w:r>
-      <w:proofErr w:type="spellStart"/>
-      <w:r>
-        <w:t>eBGP</w:t>
-      </w:r>
-      <w:proofErr w:type="spellEnd"/>
-      <w:r>
-        <w:t xml:space="preserve"> con el I</w:t>
+        <w:t xml:space="preserve"> para que se convierta en un par de eBGP con el I</w:t>
       </w:r>
       <w:r>
         <w:t>SP</w:t>
       </w:r>
       <w:r>
-        <w:t xml:space="preserve">. Consulte la topología para obtener la información del número de sistema autónomo (AS, </w:t>
-      </w:r>
-      <w:proofErr w:type="spellStart"/>
-      <w:r>
-        <w:t>autonomous</w:t>
-      </w:r>
-      <w:proofErr w:type="spellEnd"/>
-      <w:r>
-        <w:t xml:space="preserve"> </w:t>
-      </w:r>
-      <w:proofErr w:type="spellStart"/>
-      <w:r>
-        <w:t>system</w:t>
-      </w:r>
-      <w:proofErr w:type="spellEnd"/>
-      <w:r>
-        <w:t xml:space="preserve">) de BGP. </w:t>
+        <w:t xml:space="preserve">. Consulte la topología para obtener la información del número de sistema autónomo (AS, autonomous system) de BGP. </w:t>
       </w:r>
     </w:p>
     <w:p>
@@ -1285,15 +1109,7 @@
         </w:rPr>
       </w:pPr>
       <w:r>
-        <w:t xml:space="preserve">Utilizar el comando </w:t>
-      </w:r>
-      <w:proofErr w:type="spellStart"/>
-      <w:r>
-        <w:t>neighbor</w:t>
-      </w:r>
-      <w:proofErr w:type="spellEnd"/>
-      <w:r>
-        <w:t xml:space="preserve"> para identificar el ISP como el par de BGP.</w:t>
+        <w:t>Utilizar el comando neighbor para identificar el ISP como el par de BGP.</w:t>
       </w:r>
     </w:p>
     <w:p>
@@ -1369,13 +1185,8 @@
       </w:pPr>
       <w:r>
         <w:lastRenderedPageBreak/>
-        <w:t xml:space="preserve">Verificar la configuración de </w:t>
-      </w:r>
-      <w:proofErr w:type="spellStart"/>
-      <w:r>
-        <w:t>eBGP</w:t>
-      </w:r>
-      <w:proofErr w:type="spellEnd"/>
+        <w:t>Verificar la configuración de eBGP</w:t>
+      </w:r>
     </w:p>
     <w:p>
       <w:pPr>
@@ -1418,402 +1229,305 @@
           <w:b/>
           <w:lang w:val="en-US"/>
         </w:rPr>
-        <w:t xml:space="preserve">show </w:t>
-      </w:r>
-      <w:proofErr w:type="spellStart"/>
+        <w:t>show ip route</w:t>
+      </w:r>
+    </w:p>
+    <w:p>
+      <w:pPr>
+        <w:pStyle w:val="CMDOutput"/>
+        <w:rPr>
+          <w:lang w:val="en-US"/>
+        </w:rPr>
+      </w:pPr>
+      <w:r>
+        <w:rPr>
+          <w:lang w:val="en-US"/>
+        </w:rPr>
+        <w:t>Codes: L - local, C - connected, S - static, R - RIP, M - mobile, B - BGP</w:t>
+      </w:r>
+    </w:p>
+    <w:p>
+      <w:pPr>
+        <w:pStyle w:val="CMDOutput"/>
+        <w:rPr>
+          <w:lang w:val="pt-BR"/>
+        </w:rPr>
+      </w:pPr>
+      <w:r>
+        <w:rPr>
+          <w:lang w:val="en-US"/>
+        </w:rPr>
+        <w:t xml:space="preserve">       </w:t>
+      </w:r>
+      <w:r>
+        <w:rPr>
+          <w:lang w:val="pt-BR"/>
+        </w:rPr>
+        <w:t xml:space="preserve">D - EIGRP, EX - EIGRP external, O - OSPF, IA - OSPF inter area </w:t>
+      </w:r>
+    </w:p>
+    <w:p>
+      <w:pPr>
+        <w:pStyle w:val="CMDOutput"/>
+        <w:rPr>
+          <w:lang w:val="pt-BR"/>
+        </w:rPr>
+      </w:pPr>
+      <w:r>
+        <w:rPr>
+          <w:lang w:val="pt-BR"/>
+        </w:rPr>
+        <w:t xml:space="preserve">       N1 - OSPF NSSA external type 1, N2 - OSPF NSSA external type 2</w:t>
+      </w:r>
+    </w:p>
+    <w:p>
+      <w:pPr>
+        <w:pStyle w:val="CMDOutput"/>
+        <w:rPr>
+          <w:lang w:val="pt-BR"/>
+        </w:rPr>
+      </w:pPr>
+      <w:r>
+        <w:rPr>
+          <w:lang w:val="pt-BR"/>
+        </w:rPr>
+        <w:t xml:space="preserve">       E1 - OSPF external type 1, E2 - OSPF external type 2</w:t>
+      </w:r>
+    </w:p>
+    <w:p>
+      <w:pPr>
+        <w:pStyle w:val="CMDOutput"/>
+        <w:rPr>
+          <w:lang w:val="en-US"/>
+        </w:rPr>
+      </w:pPr>
+      <w:r>
+        <w:rPr>
+          <w:lang w:val="pt-BR"/>
+        </w:rPr>
+        <w:t xml:space="preserve">       </w:t>
+      </w:r>
+      <w:r>
+        <w:rPr>
+          <w:lang w:val="en-US"/>
+        </w:rPr>
+        <w:t>i - IS-IS, su - IS-IS summary, L1 - IS-IS level-1, L2 - IS-IS level-2</w:t>
+      </w:r>
+    </w:p>
+    <w:p>
+      <w:pPr>
+        <w:pStyle w:val="CMDOutput"/>
+        <w:rPr>
+          <w:lang w:val="en-US"/>
+        </w:rPr>
+      </w:pPr>
+      <w:r>
+        <w:rPr>
+          <w:lang w:val="en-US"/>
+        </w:rPr>
+        <w:t xml:space="preserve">       ia - IS-IS inter area, * - candidate default, U - per-user static route</w:t>
+      </w:r>
+    </w:p>
+    <w:p>
+      <w:pPr>
+        <w:pStyle w:val="CMDOutput"/>
+        <w:rPr>
+          <w:lang w:val="en-US"/>
+        </w:rPr>
+      </w:pPr>
+      <w:r>
+        <w:rPr>
+          <w:lang w:val="en-US"/>
+        </w:rPr>
+        <w:t xml:space="preserve">       o - ODR, P - periodic downloaded static route, H - NHRP, l - LISP</w:t>
+      </w:r>
+    </w:p>
+    <w:p>
+      <w:pPr>
+        <w:pStyle w:val="CMDOutput"/>
+        <w:rPr>
+          <w:lang w:val="en-US"/>
+        </w:rPr>
+      </w:pPr>
+      <w:r>
+        <w:rPr>
+          <w:lang w:val="en-US"/>
+        </w:rPr>
+        <w:t xml:space="preserve">       a - application route</w:t>
+      </w:r>
+    </w:p>
+    <w:p>
+      <w:pPr>
+        <w:pStyle w:val="CMDOutput"/>
+        <w:rPr>
+          <w:lang w:val="en-US"/>
+        </w:rPr>
+      </w:pPr>
+      <w:r>
+        <w:rPr>
+          <w:lang w:val="en-US"/>
+        </w:rPr>
+        <w:t xml:space="preserve">       + - replicated route, % - next hop override</w:t>
+      </w:r>
+    </w:p>
+    <w:p>
+      <w:pPr>
+        <w:pStyle w:val="CMDOutput"/>
+        <w:rPr>
+          <w:lang w:val="en-US"/>
+        </w:rPr>
+      </w:pPr>
+    </w:p>
+    <w:p>
+      <w:pPr>
+        <w:pStyle w:val="CMDOutput"/>
+        <w:rPr>
+          <w:lang w:val="en-US"/>
+        </w:rPr>
+      </w:pPr>
+      <w:r>
+        <w:rPr>
+          <w:highlight w:val="yellow"/>
+          <w:lang w:val="en-US"/>
+        </w:rPr>
+        <w:t>Gateway of last resort is 209.165.200.1 to network 0.0.0.0</w:t>
+      </w:r>
+    </w:p>
+    <w:p>
+      <w:pPr>
+        <w:pStyle w:val="CMDOutput"/>
+        <w:rPr>
+          <w:lang w:val="en-US"/>
+        </w:rPr>
+      </w:pPr>
+    </w:p>
+    <w:p>
+      <w:pPr>
+        <w:pStyle w:val="CMDOutput"/>
+        <w:rPr>
+          <w:lang w:val="en-US"/>
+        </w:rPr>
+      </w:pPr>
+      <w:r>
+        <w:rPr>
+          <w:highlight w:val="yellow"/>
+          <w:lang w:val="en-US"/>
+        </w:rPr>
+        <w:t>B*    0.0.0.0/0 [20/0] via 209.165.200.1, 00:00:07</w:t>
+      </w:r>
+    </w:p>
+    <w:p>
+      <w:pPr>
+        <w:pStyle w:val="CMDOutput"/>
+        <w:rPr>
+          <w:lang w:val="en-US"/>
+        </w:rPr>
+      </w:pPr>
+      <w:r>
+        <w:rPr>
+          <w:lang w:val="en-US"/>
+        </w:rPr>
+        <w:t xml:space="preserve">      198.133.219.0/24 is variably subnetted, 2 subnets, 2 masks</w:t>
+      </w:r>
+    </w:p>
+    <w:p>
+      <w:pPr>
+        <w:pStyle w:val="CMDOutput"/>
+        <w:rPr>
+          <w:lang w:val="en-US"/>
+        </w:rPr>
+      </w:pPr>
+      <w:r>
+        <w:rPr>
+          <w:lang w:val="en-US"/>
+        </w:rPr>
+        <w:t>C        198.133.219.0/29 is directly connected, Serial0/0/0</w:t>
+      </w:r>
+    </w:p>
+    <w:p>
+      <w:pPr>
+        <w:pStyle w:val="CMDOutput"/>
+        <w:rPr>
+          <w:lang w:val="en-US"/>
+        </w:rPr>
+      </w:pPr>
+      <w:r>
+        <w:rPr>
+          <w:lang w:val="en-US"/>
+        </w:rPr>
+        <w:t>L        198.133.219.2/32 is directly connected, Serial0/0/0</w:t>
+      </w:r>
+    </w:p>
+    <w:p>
+      <w:pPr>
+        <w:pStyle w:val="CMDOutput"/>
+        <w:rPr>
+          <w:lang w:val="en-US"/>
+        </w:rPr>
+      </w:pPr>
+      <w:r>
+        <w:rPr>
+          <w:lang w:val="en-US"/>
+        </w:rPr>
+        <w:t xml:space="preserve">      209.165.200.0/24 is variably subnetted, 2 subnets, 2 masks</w:t>
+      </w:r>
+    </w:p>
+    <w:p>
+      <w:pPr>
+        <w:pStyle w:val="CMDOutput"/>
+        <w:rPr>
+          <w:lang w:val="en-US"/>
+        </w:rPr>
+      </w:pPr>
+      <w:r>
+        <w:rPr>
+          <w:lang w:val="en-US"/>
+        </w:rPr>
+        <w:t>C        209.165.200.0/30 is directly connected, Serial0/0/1</w:t>
+      </w:r>
+    </w:p>
+    <w:p>
+      <w:pPr>
+        <w:pStyle w:val="CMDOutput"/>
+        <w:rPr>
+          <w:lang w:val="en-US"/>
+        </w:rPr>
+      </w:pPr>
+      <w:r>
+        <w:rPr>
+          <w:lang w:val="en-US"/>
+        </w:rPr>
+        <w:t>L        209.165.200.2/32 is directly connected, Serial0/0/1</w:t>
+      </w:r>
+    </w:p>
+    <w:p>
+      <w:pPr>
+        <w:pStyle w:val="StepHead"/>
+      </w:pPr>
+      <w:r>
+        <w:t>Visualice la tabla del BGP en el R2.</w:t>
+      </w:r>
+    </w:p>
+    <w:p>
+      <w:pPr>
+        <w:pStyle w:val="CMD"/>
+        <w:rPr>
+          <w:lang w:val="en-US"/>
+        </w:rPr>
+      </w:pPr>
+      <w:r>
+        <w:rPr>
+          <w:lang w:val="en-US"/>
+        </w:rPr>
+        <w:t xml:space="preserve">R2# </w:t>
+      </w:r>
       <w:r>
         <w:rPr>
           <w:b/>
           <w:lang w:val="en-US"/>
         </w:rPr>
-        <w:t>ip</w:t>
-      </w:r>
-      <w:proofErr w:type="spellEnd"/>
-      <w:r>
-        <w:rPr>
-          <w:b/>
-          <w:lang w:val="en-US"/>
-        </w:rPr>
-        <w:t xml:space="preserve"> route</w:t>
-      </w:r>
-    </w:p>
-    <w:p>
-      <w:pPr>
-        <w:pStyle w:val="CMDOutput"/>
-        <w:rPr>
-          <w:lang w:val="en-US"/>
-        </w:rPr>
-      </w:pPr>
-      <w:r>
-        <w:rPr>
-          <w:lang w:val="en-US"/>
-        </w:rPr>
-        <w:t>Codes: L - local, C - connected, S - static, R - RIP, M - mobile, B - BGP</w:t>
-      </w:r>
-    </w:p>
-    <w:p>
-      <w:pPr>
-        <w:pStyle w:val="CMDOutput"/>
-        <w:rPr>
-          <w:lang w:val="pt-BR"/>
-        </w:rPr>
-      </w:pPr>
-      <w:r>
-        <w:rPr>
-          <w:lang w:val="en-US"/>
-        </w:rPr>
-        <w:t xml:space="preserve">       </w:t>
-      </w:r>
-      <w:r>
-        <w:rPr>
-          <w:lang w:val="pt-BR"/>
-        </w:rPr>
-        <w:t xml:space="preserve">D - EIGRP, EX - EIGRP external, O - OSPF, IA - OSPF inter area </w:t>
-      </w:r>
-    </w:p>
-    <w:p>
-      <w:pPr>
-        <w:pStyle w:val="CMDOutput"/>
-        <w:rPr>
-          <w:lang w:val="pt-BR"/>
-        </w:rPr>
-      </w:pPr>
-      <w:r>
-        <w:rPr>
-          <w:lang w:val="pt-BR"/>
-        </w:rPr>
-        <w:t xml:space="preserve">       N1 - OSPF NSSA external type 1, N2 - OSPF NSSA external type 2</w:t>
-      </w:r>
-    </w:p>
-    <w:p>
-      <w:pPr>
-        <w:pStyle w:val="CMDOutput"/>
-        <w:rPr>
-          <w:lang w:val="pt-BR"/>
-        </w:rPr>
-      </w:pPr>
-      <w:r>
-        <w:rPr>
-          <w:lang w:val="pt-BR"/>
-        </w:rPr>
-        <w:t xml:space="preserve">       E1 - OSPF external type 1, E2 - OSPF external type 2</w:t>
-      </w:r>
-    </w:p>
-    <w:p>
-      <w:pPr>
-        <w:pStyle w:val="CMDOutput"/>
-        <w:rPr>
-          <w:lang w:val="en-US"/>
-        </w:rPr>
-      </w:pPr>
-      <w:r>
-        <w:rPr>
-          <w:lang w:val="pt-BR"/>
-        </w:rPr>
-        <w:t xml:space="preserve">       </w:t>
-      </w:r>
-      <w:r>
-        <w:rPr>
-          <w:lang w:val="en-US"/>
-        </w:rPr>
-        <w:t xml:space="preserve">i - IS-IS, </w:t>
-      </w:r>
-      <w:proofErr w:type="spellStart"/>
-      <w:r>
-        <w:rPr>
-          <w:lang w:val="en-US"/>
-        </w:rPr>
-        <w:t>su</w:t>
-      </w:r>
-      <w:proofErr w:type="spellEnd"/>
-      <w:r>
-        <w:rPr>
-          <w:lang w:val="en-US"/>
-        </w:rPr>
-        <w:t xml:space="preserve"> - IS-IS summary, L1 - IS-IS level-1, L2 - IS-IS level-2</w:t>
-      </w:r>
-    </w:p>
-    <w:p>
-      <w:pPr>
-        <w:pStyle w:val="CMDOutput"/>
-        <w:rPr>
-          <w:lang w:val="en-US"/>
-        </w:rPr>
-      </w:pPr>
-      <w:r>
-        <w:rPr>
-          <w:lang w:val="en-US"/>
-        </w:rPr>
-        <w:t xml:space="preserve">       </w:t>
-      </w:r>
-      <w:proofErr w:type="spellStart"/>
-      <w:r>
-        <w:rPr>
-          <w:lang w:val="en-US"/>
-        </w:rPr>
-        <w:t>ia</w:t>
-      </w:r>
-      <w:proofErr w:type="spellEnd"/>
-      <w:r>
-        <w:rPr>
-          <w:lang w:val="en-US"/>
-        </w:rPr>
-        <w:t xml:space="preserve"> - IS-IS inter area, * - candidate default, U - per-user static route</w:t>
-      </w:r>
-    </w:p>
-    <w:p>
-      <w:pPr>
-        <w:pStyle w:val="CMDOutput"/>
-        <w:rPr>
-          <w:lang w:val="en-US"/>
-        </w:rPr>
-      </w:pPr>
-      <w:r>
-        <w:rPr>
-          <w:lang w:val="en-US"/>
-        </w:rPr>
-        <w:t xml:space="preserve">       o - ODR, P - periodic downloaded static route, H - NHRP, l - LISP</w:t>
-      </w:r>
-    </w:p>
-    <w:p>
-      <w:pPr>
-        <w:pStyle w:val="CMDOutput"/>
-        <w:rPr>
-          <w:lang w:val="en-US"/>
-        </w:rPr>
-      </w:pPr>
-      <w:r>
-        <w:rPr>
-          <w:lang w:val="en-US"/>
-        </w:rPr>
-        <w:t xml:space="preserve">       a - application route</w:t>
-      </w:r>
-    </w:p>
-    <w:p>
-      <w:pPr>
-        <w:pStyle w:val="CMDOutput"/>
-        <w:rPr>
-          <w:lang w:val="en-US"/>
-        </w:rPr>
-      </w:pPr>
-      <w:r>
-        <w:rPr>
-          <w:lang w:val="en-US"/>
-        </w:rPr>
-        <w:t xml:space="preserve">       + - replicated route, % - next hop override</w:t>
-      </w:r>
-    </w:p>
-    <w:p>
-      <w:pPr>
-        <w:pStyle w:val="CMDOutput"/>
-        <w:rPr>
-          <w:lang w:val="en-US"/>
-        </w:rPr>
-      </w:pPr>
-    </w:p>
-    <w:p>
-      <w:pPr>
-        <w:pStyle w:val="CMDOutput"/>
-        <w:rPr>
-          <w:lang w:val="en-US"/>
-        </w:rPr>
-      </w:pPr>
-      <w:r>
-        <w:rPr>
-          <w:highlight w:val="yellow"/>
-          <w:lang w:val="en-US"/>
-        </w:rPr>
-        <w:t>Gateway of last resort is 209.165.200.1 to network 0.0.0.0</w:t>
-      </w:r>
-    </w:p>
-    <w:p>
-      <w:pPr>
-        <w:pStyle w:val="CMDOutput"/>
-        <w:rPr>
-          <w:lang w:val="en-US"/>
-        </w:rPr>
-      </w:pPr>
-    </w:p>
-    <w:p>
-      <w:pPr>
-        <w:pStyle w:val="CMDOutput"/>
-        <w:rPr>
-          <w:lang w:val="en-US"/>
-        </w:rPr>
-      </w:pPr>
-      <w:r>
-        <w:rPr>
-          <w:highlight w:val="yellow"/>
-          <w:lang w:val="en-US"/>
-        </w:rPr>
-        <w:t>B*    0.0.0.0/0 [20/0] via 209.165.200.1, 00:00:07</w:t>
-      </w:r>
-    </w:p>
-    <w:p>
-      <w:pPr>
-        <w:pStyle w:val="CMDOutput"/>
-        <w:rPr>
-          <w:lang w:val="en-US"/>
-        </w:rPr>
-      </w:pPr>
-      <w:r>
-        <w:rPr>
-          <w:lang w:val="en-US"/>
-        </w:rPr>
-        <w:t xml:space="preserve">      198.133.219.0/24 is variably </w:t>
-      </w:r>
-      <w:proofErr w:type="spellStart"/>
-      <w:r>
-        <w:rPr>
-          <w:lang w:val="en-US"/>
-        </w:rPr>
-        <w:t>subnetted</w:t>
-      </w:r>
-      <w:proofErr w:type="spellEnd"/>
-      <w:r>
-        <w:rPr>
-          <w:lang w:val="en-US"/>
-        </w:rPr>
-        <w:t>, 2 subnets, 2 masks</w:t>
-      </w:r>
-    </w:p>
-    <w:p>
-      <w:pPr>
-        <w:pStyle w:val="CMDOutput"/>
-        <w:rPr>
-          <w:lang w:val="en-US"/>
-        </w:rPr>
-      </w:pPr>
-      <w:r>
-        <w:rPr>
-          <w:lang w:val="en-US"/>
-        </w:rPr>
-        <w:t>C        198.133.219.0/29 is directly connected, Serial0/0/0</w:t>
-      </w:r>
-    </w:p>
-    <w:p>
-      <w:pPr>
-        <w:pStyle w:val="CMDOutput"/>
-        <w:rPr>
-          <w:lang w:val="en-US"/>
-        </w:rPr>
-      </w:pPr>
-      <w:r>
-        <w:rPr>
-          <w:lang w:val="en-US"/>
-        </w:rPr>
-        <w:t>L        198.133.219.2/32 is directly connected, Serial0/0/0</w:t>
-      </w:r>
-    </w:p>
-    <w:p>
-      <w:pPr>
-        <w:pStyle w:val="CMDOutput"/>
-        <w:rPr>
-          <w:lang w:val="en-US"/>
-        </w:rPr>
-      </w:pPr>
-      <w:r>
-        <w:rPr>
-          <w:lang w:val="en-US"/>
-        </w:rPr>
-        <w:t xml:space="preserve">      209.165.200.0/24 is variably </w:t>
-      </w:r>
-      <w:proofErr w:type="spellStart"/>
-      <w:r>
-        <w:rPr>
-          <w:lang w:val="en-US"/>
-        </w:rPr>
-        <w:t>subnetted</w:t>
-      </w:r>
-      <w:proofErr w:type="spellEnd"/>
-      <w:r>
-        <w:rPr>
-          <w:lang w:val="en-US"/>
-        </w:rPr>
-        <w:t>, 2 subnets, 2 masks</w:t>
-      </w:r>
-    </w:p>
-    <w:p>
-      <w:pPr>
-        <w:pStyle w:val="CMDOutput"/>
-        <w:rPr>
-          <w:lang w:val="en-US"/>
-        </w:rPr>
-      </w:pPr>
-      <w:r>
-        <w:rPr>
-          <w:lang w:val="en-US"/>
-        </w:rPr>
-        <w:t>C        209.165.200.0/30 is directly connected, Serial0/0/1</w:t>
-      </w:r>
-    </w:p>
-    <w:p>
-      <w:pPr>
-        <w:pStyle w:val="CMDOutput"/>
-        <w:rPr>
-          <w:lang w:val="en-US"/>
-        </w:rPr>
-      </w:pPr>
-      <w:r>
-        <w:rPr>
-          <w:lang w:val="en-US"/>
-        </w:rPr>
-        <w:t>L        209.165.200.2/32 is directly connected, Serial0/0/1</w:t>
-      </w:r>
-    </w:p>
-    <w:p>
-      <w:pPr>
-        <w:pStyle w:val="StepHead"/>
-      </w:pPr>
-      <w:r>
-        <w:t>Visualice la tabla del BGP en el R2.</w:t>
-      </w:r>
-    </w:p>
-    <w:p>
-      <w:pPr>
-        <w:pStyle w:val="CMD"/>
-        <w:rPr>
-          <w:lang w:val="en-US"/>
-        </w:rPr>
-      </w:pPr>
-      <w:r>
-        <w:rPr>
-          <w:lang w:val="en-US"/>
-        </w:rPr>
-        <w:t xml:space="preserve">R2# </w:t>
-      </w:r>
-      <w:r>
-        <w:rPr>
-          <w:b/>
-          <w:lang w:val="en-US"/>
-        </w:rPr>
-        <w:t xml:space="preserve">show </w:t>
-      </w:r>
-      <w:proofErr w:type="spellStart"/>
-      <w:r>
-        <w:rPr>
-          <w:b/>
-          <w:lang w:val="en-US"/>
-        </w:rPr>
-        <w:t>ip</w:t>
-      </w:r>
-      <w:proofErr w:type="spellEnd"/>
-      <w:r>
-        <w:rPr>
-          <w:b/>
-          <w:lang w:val="en-US"/>
-        </w:rPr>
-        <w:t xml:space="preserve"> </w:t>
-      </w:r>
-      <w:proofErr w:type="spellStart"/>
-      <w:r>
-        <w:rPr>
-          <w:b/>
-          <w:lang w:val="en-US"/>
-        </w:rPr>
-        <w:t>bgp</w:t>
-      </w:r>
-      <w:proofErr w:type="spellEnd"/>
+        <w:t>show ip bgp</w:t>
+      </w:r>
     </w:p>
     <w:p>
       <w:pPr>
@@ -1868,21 +1582,7 @@
         <w:rPr>
           <w:lang w:val="en-US"/>
         </w:rPr>
-        <w:t xml:space="preserve">              x best-external, </w:t>
-      </w:r>
-      <w:proofErr w:type="spellStart"/>
-      <w:r>
-        <w:rPr>
-          <w:lang w:val="en-US"/>
-        </w:rPr>
-        <w:t>a</w:t>
-      </w:r>
-      <w:proofErr w:type="spellEnd"/>
-      <w:r>
-        <w:rPr>
-          <w:lang w:val="en-US"/>
-        </w:rPr>
-        <w:t xml:space="preserve"> additional-path, c RIB-compressed, </w:t>
+        <w:t xml:space="preserve">              x best-external, a additional-path, c RIB-compressed, </w:t>
       </w:r>
     </w:p>
     <w:p>
@@ -1932,21 +1632,7 @@
         <w:rPr>
           <w:lang w:val="en-US"/>
         </w:rPr>
-        <w:t xml:space="preserve">     Network          Next Hop            Metric </w:t>
-      </w:r>
-      <w:proofErr w:type="spellStart"/>
-      <w:r>
-        <w:rPr>
-          <w:lang w:val="en-US"/>
-        </w:rPr>
-        <w:t>LocPrf</w:t>
-      </w:r>
-      <w:proofErr w:type="spellEnd"/>
-      <w:r>
-        <w:rPr>
-          <w:lang w:val="en-US"/>
-        </w:rPr>
-        <w:t xml:space="preserve"> Weight Path</w:t>
+        <w:t xml:space="preserve">     Network          Next Hop            Metric LocPrf Weight Path</w:t>
       </w:r>
     </w:p>
     <w:p>
@@ -2010,39 +1696,7 @@
           <w:b/>
           <w:lang w:val="en-US"/>
         </w:rPr>
-        <w:t xml:space="preserve">show </w:t>
-      </w:r>
-      <w:proofErr w:type="spellStart"/>
-      <w:r>
-        <w:rPr>
-          <w:b/>
-          <w:lang w:val="en-US"/>
-        </w:rPr>
-        <w:t>ip</w:t>
-      </w:r>
-      <w:proofErr w:type="spellEnd"/>
-      <w:r>
-        <w:rPr>
-          <w:b/>
-          <w:lang w:val="en-US"/>
-        </w:rPr>
-        <w:t xml:space="preserve"> </w:t>
-      </w:r>
-      <w:proofErr w:type="spellStart"/>
-      <w:r>
-        <w:rPr>
-          <w:b/>
-          <w:lang w:val="en-US"/>
-        </w:rPr>
-        <w:t>bgp</w:t>
-      </w:r>
-      <w:proofErr w:type="spellEnd"/>
-      <w:r>
-        <w:rPr>
-          <w:b/>
-          <w:lang w:val="en-US"/>
-        </w:rPr>
-        <w:t xml:space="preserve"> summary</w:t>
+        <w:t>show ip bgp summary</w:t>
       </w:r>
     </w:p>
     <w:p>
@@ -2112,21 +1766,7 @@
         <w:rPr>
           <w:lang w:val="en-US"/>
         </w:rPr>
-        <w:t>2/2 BGP path/</w:t>
-      </w:r>
-      <w:proofErr w:type="spellStart"/>
-      <w:r>
-        <w:rPr>
-          <w:lang w:val="en-US"/>
-        </w:rPr>
-        <w:t>bestpath</w:t>
-      </w:r>
-      <w:proofErr w:type="spellEnd"/>
-      <w:r>
-        <w:rPr>
-          <w:lang w:val="en-US"/>
-        </w:rPr>
-        <w:t xml:space="preserve"> attribute entries using 320 bytes of memory</w:t>
+        <w:t>2/2 BGP path/bestpath attribute entries using 320 bytes of memory</w:t>
       </w:r>
     </w:p>
     <w:p>
@@ -2220,86 +1860,8 @@
         <w:rPr>
           <w:lang w:val="en-US"/>
         </w:rPr>
-        <w:t xml:space="preserve">Neighbor        V           AS </w:t>
-      </w:r>
-      <w:proofErr w:type="spellStart"/>
-      <w:r>
-        <w:rPr>
-          <w:lang w:val="en-US"/>
-        </w:rPr>
-        <w:t>MsgRcvd</w:t>
-      </w:r>
-      <w:proofErr w:type="spellEnd"/>
-      <w:r>
-        <w:rPr>
-          <w:lang w:val="en-US"/>
-        </w:rPr>
-        <w:t xml:space="preserve"> </w:t>
-      </w:r>
-      <w:proofErr w:type="spellStart"/>
-      <w:r>
-        <w:rPr>
-          <w:lang w:val="en-US"/>
-        </w:rPr>
-        <w:t>MsgSent</w:t>
-      </w:r>
-      <w:proofErr w:type="spellEnd"/>
-      <w:r>
-        <w:rPr>
-          <w:lang w:val="en-US"/>
-        </w:rPr>
-        <w:t xml:space="preserve">   </w:t>
-      </w:r>
-      <w:proofErr w:type="spellStart"/>
-      <w:r>
-        <w:rPr>
-          <w:lang w:val="en-US"/>
-        </w:rPr>
-        <w:t>TblVer</w:t>
-      </w:r>
-      <w:proofErr w:type="spellEnd"/>
-      <w:r>
-        <w:rPr>
-          <w:lang w:val="en-US"/>
-        </w:rPr>
-        <w:t xml:space="preserve">  </w:t>
-      </w:r>
-      <w:proofErr w:type="spellStart"/>
-      <w:r>
-        <w:rPr>
-          <w:lang w:val="en-US"/>
-        </w:rPr>
-        <w:t>InQ</w:t>
-      </w:r>
-      <w:proofErr w:type="spellEnd"/>
-      <w:r>
-        <w:rPr>
-          <w:lang w:val="en-US"/>
-        </w:rPr>
-        <w:t xml:space="preserve"> </w:t>
-      </w:r>
-      <w:proofErr w:type="spellStart"/>
-      <w:r>
-        <w:rPr>
-          <w:lang w:val="en-US"/>
-        </w:rPr>
-        <w:t>OutQ</w:t>
-      </w:r>
-      <w:proofErr w:type="spellEnd"/>
-      <w:r>
-        <w:rPr>
-          <w:lang w:val="en-US"/>
-        </w:rPr>
-        <w:t xml:space="preserve"> Up/Down  State/</w:t>
-      </w:r>
-      <w:proofErr w:type="spellStart"/>
-      <w:r>
-        <w:rPr>
-          <w:lang w:val="en-US"/>
-        </w:rPr>
-        <w:t>PfxRcd</w:t>
-      </w:r>
-      <w:proofErr w:type="spellEnd"/>
+        <w:t>Neighbor        V           AS MsgRcvd MsgSent   TblVer  InQ OutQ Up/Down  State/PfxRcd</w:t>
+      </w:r>
     </w:p>
     <w:p>
       <w:pPr>
@@ -2332,15 +1894,7 @@
         <w:ind w:right="-90"/>
       </w:pPr>
       <w:r>
-        <w:t xml:space="preserve">Compruebe que la red 198.133.218.0/29 se anuncie al </w:t>
-      </w:r>
-      <w:proofErr w:type="spellStart"/>
-      <w:r>
-        <w:t>router</w:t>
-      </w:r>
-      <w:proofErr w:type="spellEnd"/>
-      <w:r>
-        <w:t xml:space="preserve"> ISP.</w:t>
+        <w:t>Compruebe que la red 198.133.218.0/29 se anuncie al router ISP.</w:t>
       </w:r>
     </w:p>
     <w:p>
@@ -2361,23 +1915,7 @@
           <w:b/>
           <w:lang w:val="en-US"/>
         </w:rPr>
-        <w:t xml:space="preserve">show </w:t>
-      </w:r>
-      <w:proofErr w:type="spellStart"/>
-      <w:r>
-        <w:rPr>
-          <w:b/>
-          <w:lang w:val="en-US"/>
-        </w:rPr>
-        <w:t>ip</w:t>
-      </w:r>
-      <w:proofErr w:type="spellEnd"/>
-      <w:r>
-        <w:rPr>
-          <w:b/>
-          <w:lang w:val="en-US"/>
-        </w:rPr>
-        <w:t xml:space="preserve"> route</w:t>
+        <w:t>show ip route</w:t>
       </w:r>
     </w:p>
     <w:p>
@@ -2459,49 +1997,21 @@
         <w:rPr>
           <w:lang w:val="en-US"/>
         </w:rPr>
-        <w:t xml:space="preserve">i - IS-IS, </w:t>
-      </w:r>
-      <w:proofErr w:type="spellStart"/>
-      <w:r>
-        <w:rPr>
-          <w:lang w:val="en-US"/>
-        </w:rPr>
-        <w:t>su</w:t>
-      </w:r>
-      <w:proofErr w:type="spellEnd"/>
-      <w:r>
-        <w:rPr>
-          <w:lang w:val="en-US"/>
-        </w:rPr>
-        <w:t xml:space="preserve"> - IS-IS summary, L1 - IS-IS level-1, L2 - IS-IS level-2</w:t>
-      </w:r>
-    </w:p>
-    <w:p>
-      <w:pPr>
-        <w:pStyle w:val="CMDOutput"/>
-        <w:rPr>
-          <w:lang w:val="en-US"/>
-        </w:rPr>
-      </w:pPr>
-      <w:r>
-        <w:rPr>
-          <w:lang w:val="en-US"/>
-        </w:rPr>
-        <w:t xml:space="preserve">       </w:t>
-      </w:r>
-      <w:proofErr w:type="spellStart"/>
-      <w:r>
-        <w:rPr>
-          <w:lang w:val="en-US"/>
-        </w:rPr>
-        <w:t>ia</w:t>
-      </w:r>
-      <w:proofErr w:type="spellEnd"/>
-      <w:r>
-        <w:rPr>
-          <w:lang w:val="en-US"/>
-        </w:rPr>
-        <w:t xml:space="preserve"> - IS-IS inter area, * - candidate default, U - per-user static route</w:t>
+        <w:t>i - IS-IS, su - IS-IS summary, L1 - IS-IS level-1, L2 - IS-IS level-2</w:t>
+      </w:r>
+    </w:p>
+    <w:p>
+      <w:pPr>
+        <w:pStyle w:val="CMDOutput"/>
+        <w:rPr>
+          <w:lang w:val="en-US"/>
+        </w:rPr>
+      </w:pPr>
+      <w:r>
+        <w:rPr>
+          <w:lang w:val="en-US"/>
+        </w:rPr>
+        <w:t xml:space="preserve">       ia - IS-IS inter area, * - candidate default, U - per-user static route</w:t>
       </w:r>
     </w:p>
     <w:p>
@@ -2601,44 +2111,8 @@
         <w:rPr>
           <w:lang w:val="en-US"/>
         </w:rPr>
-        <w:t xml:space="preserve">      10.0.</w:t>
-      </w:r>
-      <w:proofErr w:type="gramStart"/>
-      <w:r>
-        <w:rPr>
-          <w:lang w:val="en-US"/>
-        </w:rPr>
-        <w:t>0.0</w:t>
-      </w:r>
-      <w:proofErr w:type="gramEnd"/>
-      <w:r>
-        <w:rPr>
-          <w:lang w:val="en-US"/>
-        </w:rPr>
-        <w:t xml:space="preserve">/32 is </w:t>
-      </w:r>
-      <w:proofErr w:type="spellStart"/>
-      <w:r>
-        <w:rPr>
-          <w:lang w:val="en-US"/>
-        </w:rPr>
-        <w:t>subnetted</w:t>
-      </w:r>
-      <w:proofErr w:type="spellEnd"/>
-      <w:r>
-        <w:rPr>
-          <w:lang w:val="en-US"/>
-        </w:rPr>
-        <w:t xml:space="preserve">, 1 </w:t>
-      </w:r>
-      <w:proofErr w:type="gramStart"/>
-      <w:r>
-        <w:rPr>
-          <w:lang w:val="en-US"/>
-        </w:rPr>
-        <w:t>subnets</w:t>
-      </w:r>
-      <w:proofErr w:type="gramEnd"/>
+        <w:t xml:space="preserve">      10.0.0.0/32 is subnetted, 1 subnets</w:t>
+      </w:r>
     </w:p>
     <w:p>
       <w:pPr>
@@ -2673,46 +2147,21 @@
           <w:highlight w:val="yellow"/>
           <w:lang w:val="en-US"/>
         </w:rPr>
-        <w:t xml:space="preserve">198.133.219.0/29 is </w:t>
-      </w:r>
-      <w:proofErr w:type="spellStart"/>
+        <w:t>198.133.219.0/29 is subnetted, 1 subnets</w:t>
+      </w:r>
+    </w:p>
+    <w:p>
+      <w:pPr>
+        <w:pStyle w:val="CMDOutput"/>
+        <w:rPr>
+          <w:lang w:val="en-US"/>
+        </w:rPr>
+      </w:pPr>
       <w:r>
         <w:rPr>
           <w:highlight w:val="yellow"/>
           <w:lang w:val="en-US"/>
         </w:rPr>
-        <w:t>subnetted</w:t>
-      </w:r>
-      <w:proofErr w:type="spellEnd"/>
-      <w:r>
-        <w:rPr>
-          <w:highlight w:val="yellow"/>
-          <w:lang w:val="en-US"/>
-        </w:rPr>
-        <w:t xml:space="preserve">, 1 </w:t>
-      </w:r>
-      <w:proofErr w:type="gramStart"/>
-      <w:r>
-        <w:rPr>
-          <w:highlight w:val="yellow"/>
-          <w:lang w:val="en-US"/>
-        </w:rPr>
-        <w:t>subnets</w:t>
-      </w:r>
-      <w:proofErr w:type="gramEnd"/>
-    </w:p>
-    <w:p>
-      <w:pPr>
-        <w:pStyle w:val="CMDOutput"/>
-        <w:rPr>
-          <w:lang w:val="en-US"/>
-        </w:rPr>
-      </w:pPr>
-      <w:r>
-        <w:rPr>
-          <w:highlight w:val="yellow"/>
-          <w:lang w:val="en-US"/>
-        </w:rPr>
         <w:t>B        198.133.219.0 [20/0] via 209.165.200.2, 00:00:25</w:t>
       </w:r>
     </w:p>
@@ -2727,21 +2176,7 @@
         <w:rPr>
           <w:lang w:val="en-US"/>
         </w:rPr>
-        <w:t xml:space="preserve">      209.165.200.0/24 is variably </w:t>
-      </w:r>
-      <w:proofErr w:type="spellStart"/>
-      <w:r>
-        <w:rPr>
-          <w:lang w:val="en-US"/>
-        </w:rPr>
-        <w:t>subnetted</w:t>
-      </w:r>
-      <w:proofErr w:type="spellEnd"/>
-      <w:r>
-        <w:rPr>
-          <w:lang w:val="en-US"/>
-        </w:rPr>
-        <w:t>, 2 subnets, 2 masks</w:t>
+        <w:t xml:space="preserve">      209.165.200.0/24 is variably subnetted, 2 subnets, 2 masks</w:t>
       </w:r>
     </w:p>
     <w:p>
@@ -2883,7 +2318,7 @@
 <w:ftr xmlns:wpc="http://schemas.microsoft.com/office/word/2010/wordprocessingCanvas" xmlns:cx="http://schemas.microsoft.com/office/drawing/2014/chartex" xmlns:cx1="http://schemas.microsoft.com/office/drawing/2015/9/8/chartex" xmlns:cx2="http://schemas.microsoft.com/office/drawing/2015/10/21/chartex" xmlns:cx3="http://schemas.microsoft.com/office/drawing/2016/5/9/chartex" xmlns:cx4="http://schemas.microsoft.com/office/drawing/2016/5/10/chartex" xmlns:cx5="http://schemas.microsoft.com/office/drawing/2016/5/11/chartex" xmlns:cx6="http://schemas.microsoft.com/office/drawing/2016/5/12/chartex" xmlns:cx7="http://schemas.microsoft.com/office/drawing/2016/5/13/chartex" xmlns:cx8="http://schemas.microsoft.com/office/drawing/2016/5/14/chartex" xmlns:mc="http://schemas.openxmlformats.org/markup-compatibility/2006" xmlns:aink="http://schemas.microsoft.com/office/drawing/2016/ink" xmlns:am3d="http://schemas.microsoft.com/office/drawing/2017/model3d" xmlns:o="urn:schemas-microsoft-com:office:office" xmlns:oel="http://schemas.microsoft.com/office/2019/extlst" xmlns:r="http://schemas.openxmlformats.org/officeDocument/2006/relationships" xmlns:m="http://schemas.openxmlformats.org/officeDocument/2006/math" xmlns:v="urn:schemas-microsoft-com:vml" xmlns:wp14="http://schemas.microsoft.com/office/word/2010/wordprocessingDrawing" xmlns:wp="http://schemas.openxmlformats.org/drawingml/2006/wordprocessingDrawing" xmlns:w10="urn:schemas-microsoft-com:office:word" xmlns:w="http://schemas.openxmlformats.org/wordprocessingml/2006/main" xmlns:w14="http://schemas.microsoft.com/office/word/2010/wordml" xmlns:w15="http://schemas.microsoft.com/office/word/2012/wordml" xmlns:w16cex="http://schemas.microsoft.com/office/word/2018/wordml/cex" xmlns:w16cid="http://schemas.microsoft.com/office/word/2016/wordml/cid" xmlns:w16="http://schemas.microsoft.com/office/word/2018/wordml" xmlns:w16du="http://schemas.microsoft.com/office/word/2023/wordml/word16du" xmlns:w16sdtdh="http://schemas.microsoft.com/office/word/2020/wordml/sdtdatahash" xmlns:w16sdtfl="http://schemas.microsoft.com/office/word/2024/wordml/sdtformatlock" xmlns:w16se="http://schemas.microsoft.com/office/word/2015/wordml/symex" xmlns:wpg="http://schemas.microsoft.com/office/word/2010/wordprocessingGroup" xmlns:wpi="http://schemas.microsoft.com/office/word/2010/wordprocessingInk" xmlns:wne="http://schemas.microsoft.com/office/word/2006/wordml" xmlns:wps="http://schemas.microsoft.com/office/word/2010/wordprocessingShape" mc:Ignorable="w14 w15 w16se w16cid w16 w16cex w16sdtdh w16sdtfl w16du wp14">
   <w:p>
     <w:pPr>
-      <w:pStyle w:val="Footer"/>
+      <w:pStyle w:val="Piedepgina"/>
       <w:rPr>
         <w:szCs w:val="16"/>
       </w:rPr>
@@ -2904,7 +2339,7 @@
       <w:rPr>
         <w:noProof/>
       </w:rPr>
-      <w:t>2025</w:t>
+      <w:t>2026</w:t>
     </w:r>
     <w:r>
       <w:fldChar w:fldCharType="end"/>
@@ -2999,7 +2434,7 @@
 <w:ftr xmlns:wpc="http://schemas.microsoft.com/office/word/2010/wordprocessingCanvas" xmlns:cx="http://schemas.microsoft.com/office/drawing/2014/chartex" xmlns:cx1="http://schemas.microsoft.com/office/drawing/2015/9/8/chartex" xmlns:cx2="http://schemas.microsoft.com/office/drawing/2015/10/21/chartex" xmlns:cx3="http://schemas.microsoft.com/office/drawing/2016/5/9/chartex" xmlns:cx4="http://schemas.microsoft.com/office/drawing/2016/5/10/chartex" xmlns:cx5="http://schemas.microsoft.com/office/drawing/2016/5/11/chartex" xmlns:cx6="http://schemas.microsoft.com/office/drawing/2016/5/12/chartex" xmlns:cx7="http://schemas.microsoft.com/office/drawing/2016/5/13/chartex" xmlns:cx8="http://schemas.microsoft.com/office/drawing/2016/5/14/chartex" xmlns:mc="http://schemas.openxmlformats.org/markup-compatibility/2006" xmlns:aink="http://schemas.microsoft.com/office/drawing/2016/ink" xmlns:am3d="http://schemas.microsoft.com/office/drawing/2017/model3d" xmlns:o="urn:schemas-microsoft-com:office:office" xmlns:oel="http://schemas.microsoft.com/office/2019/extlst" xmlns:r="http://schemas.openxmlformats.org/officeDocument/2006/relationships" xmlns:m="http://schemas.openxmlformats.org/officeDocument/2006/math" xmlns:v="urn:schemas-microsoft-com:vml" xmlns:wp14="http://schemas.microsoft.com/office/word/2010/wordprocessingDrawing" xmlns:wp="http://schemas.openxmlformats.org/drawingml/2006/wordprocessingDrawing" xmlns:w10="urn:schemas-microsoft-com:office:word" xmlns:w="http://schemas.openxmlformats.org/wordprocessingml/2006/main" xmlns:w14="http://schemas.microsoft.com/office/word/2010/wordml" xmlns:w15="http://schemas.microsoft.com/office/word/2012/wordml" xmlns:w16cex="http://schemas.microsoft.com/office/word/2018/wordml/cex" xmlns:w16cid="http://schemas.microsoft.com/office/word/2016/wordml/cid" xmlns:w16="http://schemas.microsoft.com/office/word/2018/wordml" xmlns:w16du="http://schemas.microsoft.com/office/word/2023/wordml/word16du" xmlns:w16sdtdh="http://schemas.microsoft.com/office/word/2020/wordml/sdtdatahash" xmlns:w16sdtfl="http://schemas.microsoft.com/office/word/2024/wordml/sdtformatlock" xmlns:w16se="http://schemas.microsoft.com/office/word/2015/wordml/symex" xmlns:wpg="http://schemas.microsoft.com/office/word/2010/wordprocessingGroup" xmlns:wpi="http://schemas.microsoft.com/office/word/2010/wordprocessingInk" xmlns:wne="http://schemas.microsoft.com/office/word/2006/wordml" xmlns:wps="http://schemas.microsoft.com/office/word/2010/wordprocessingShape" mc:Ignorable="w14 w15 w16se w16cid w16 w16cex w16sdtdh w16sdtfl w16du wp14">
   <w:p>
     <w:pPr>
-      <w:pStyle w:val="Footer"/>
+      <w:pStyle w:val="Piedepgina"/>
       <w:rPr>
         <w:szCs w:val="16"/>
       </w:rPr>
@@ -3020,7 +2455,7 @@
       <w:rPr>
         <w:noProof/>
       </w:rPr>
-      <w:t>2025</w:t>
+      <w:t>2026</w:t>
     </w:r>
     <w:r>
       <w:fldChar w:fldCharType="end"/>
@@ -3163,13 +2598,8 @@
       <w:t>verifique</w:t>
     </w:r>
     <w:r>
-      <w:t xml:space="preserve"> </w:t>
+      <w:t xml:space="preserve"> eBGP</w:t>
     </w:r>
-    <w:proofErr w:type="spellStart"/>
-    <w:r>
-      <w:t>eBGP</w:t>
-    </w:r>
-    <w:proofErr w:type="spellEnd"/>
   </w:p>
 </w:hdr>
 </file>
@@ -3178,7 +2608,7 @@
 <w:hdr xmlns:wpc="http://schemas.microsoft.com/office/word/2010/wordprocessingCanvas" xmlns:cx="http://schemas.microsoft.com/office/drawing/2014/chartex" xmlns:cx1="http://schemas.microsoft.com/office/drawing/2015/9/8/chartex" xmlns:cx2="http://schemas.microsoft.com/office/drawing/2015/10/21/chartex" xmlns:cx3="http://schemas.microsoft.com/office/drawing/2016/5/9/chartex" xmlns:cx4="http://schemas.microsoft.com/office/drawing/2016/5/10/chartex" xmlns:cx5="http://schemas.microsoft.com/office/drawing/2016/5/11/chartex" xmlns:cx6="http://schemas.microsoft.com/office/drawing/2016/5/12/chartex" xmlns:cx7="http://schemas.microsoft.com/office/drawing/2016/5/13/chartex" xmlns:cx8="http://schemas.microsoft.com/office/drawing/2016/5/14/chartex" xmlns:mc="http://schemas.openxmlformats.org/markup-compatibility/2006" xmlns:aink="http://schemas.microsoft.com/office/drawing/2016/ink" xmlns:am3d="http://schemas.microsoft.com/office/drawing/2017/model3d" xmlns:o="urn:schemas-microsoft-com:office:office" xmlns:oel="http://schemas.microsoft.com/office/2019/extlst" xmlns:r="http://schemas.openxmlformats.org/officeDocument/2006/relationships" xmlns:m="http://schemas.openxmlformats.org/officeDocument/2006/math" xmlns:v="urn:schemas-microsoft-com:vml" xmlns:wp14="http://schemas.microsoft.com/office/word/2010/wordprocessingDrawing" xmlns:wp="http://schemas.openxmlformats.org/drawingml/2006/wordprocessingDrawing" xmlns:w10="urn:schemas-microsoft-com:office:word" xmlns:w="http://schemas.openxmlformats.org/wordprocessingml/2006/main" xmlns:w14="http://schemas.microsoft.com/office/word/2010/wordml" xmlns:w15="http://schemas.microsoft.com/office/word/2012/wordml" xmlns:w16cex="http://schemas.microsoft.com/office/word/2018/wordml/cex" xmlns:w16cid="http://schemas.microsoft.com/office/word/2016/wordml/cid" xmlns:w16="http://schemas.microsoft.com/office/word/2018/wordml" xmlns:w16du="http://schemas.microsoft.com/office/word/2023/wordml/word16du" xmlns:w16sdtdh="http://schemas.microsoft.com/office/word/2020/wordml/sdtdatahash" xmlns:w16sdtfl="http://schemas.microsoft.com/office/word/2024/wordml/sdtformatlock" xmlns:w16se="http://schemas.microsoft.com/office/word/2015/wordml/symex" xmlns:wpg="http://schemas.microsoft.com/office/word/2010/wordprocessingGroup" xmlns:wpi="http://schemas.microsoft.com/office/word/2010/wordprocessingInk" xmlns:wne="http://schemas.microsoft.com/office/word/2006/wordml" xmlns:wps="http://schemas.microsoft.com/office/word/2010/wordprocessingShape" mc:Ignorable="w14 w15 w16se w16cid w16 w16cex w16sdtdh w16sdtfl w16du wp14">
   <w:p>
     <w:pPr>
-      <w:pStyle w:val="Header"/>
+      <w:pStyle w:val="Encabezado"/>
     </w:pPr>
     <w:r>
       <w:rPr>
@@ -4528,11 +3958,11 @@
       <w:szCs w:val="22"/>
     </w:rPr>
   </w:style>
-  <w:style w:type="paragraph" w:styleId="Heading1">
+  <w:style w:type="paragraph" w:styleId="Ttulo1">
     <w:name w:val="heading 1"/>
     <w:basedOn w:val="Normal"/>
     <w:next w:val="Normal"/>
-    <w:link w:val="Heading1Char"/>
+    <w:link w:val="Ttulo1Car"/>
     <w:autoRedefine/>
     <w:uiPriority w:val="9"/>
     <w:unhideWhenUsed/>
@@ -4552,11 +3982,11 @@
       <w:szCs w:val="28"/>
     </w:rPr>
   </w:style>
-  <w:style w:type="paragraph" w:styleId="Heading2">
+  <w:style w:type="paragraph" w:styleId="Ttulo2">
     <w:name w:val="heading 2"/>
     <w:basedOn w:val="Normal"/>
     <w:next w:val="Normal"/>
-    <w:link w:val="Heading2Char"/>
+    <w:link w:val="Ttulo2Car"/>
     <w:autoRedefine/>
     <w:uiPriority w:val="9"/>
     <w:unhideWhenUsed/>
@@ -4576,13 +4006,13 @@
       <w:szCs w:val="26"/>
     </w:rPr>
   </w:style>
-  <w:style w:type="character" w:default="1" w:styleId="DefaultParagraphFont">
+  <w:style w:type="character" w:default="1" w:styleId="Fuentedeprrafopredeter">
     <w:name w:val="Default Paragraph Font"/>
     <w:uiPriority w:val="1"/>
     <w:semiHidden/>
     <w:unhideWhenUsed/>
   </w:style>
-  <w:style w:type="table" w:default="1" w:styleId="TableNormal">
+  <w:style w:type="table" w:default="1" w:styleId="Tablanormal">
     <w:name w:val="Normal Table"/>
     <w:uiPriority w:val="99"/>
     <w:semiHidden/>
@@ -4597,15 +4027,15 @@
       </w:tblCellMar>
     </w:tblPr>
   </w:style>
-  <w:style w:type="numbering" w:default="1" w:styleId="NoList">
+  <w:style w:type="numbering" w:default="1" w:styleId="Sinlista">
     <w:name w:val="No List"/>
     <w:uiPriority w:val="99"/>
     <w:semiHidden/>
     <w:unhideWhenUsed/>
   </w:style>
-  <w:style w:type="character" w:customStyle="1" w:styleId="Heading1Char">
-    <w:name w:val="Heading 1 Char"/>
-    <w:link w:val="Heading1"/>
+  <w:style w:type="character" w:customStyle="1" w:styleId="Ttulo1Car">
+    <w:name w:val="Título 1 Car"/>
+    <w:link w:val="Ttulo1"/>
     <w:uiPriority w:val="9"/>
     <w:rsid w:val="006007BB"/>
     <w:rPr>
@@ -4617,9 +4047,9 @@
       <w:szCs w:val="28"/>
     </w:rPr>
   </w:style>
-  <w:style w:type="character" w:customStyle="1" w:styleId="Heading2Char">
-    <w:name w:val="Heading 2 Char"/>
-    <w:link w:val="Heading2"/>
+  <w:style w:type="character" w:customStyle="1" w:styleId="Ttulo2Car">
+    <w:name w:val="Título 2 Car"/>
+    <w:link w:val="Ttulo2"/>
     <w:uiPriority w:val="9"/>
     <w:rsid w:val="006007BB"/>
     <w:rPr>
@@ -4717,10 +4147,10 @@
       <w:b/>
     </w:rPr>
   </w:style>
-  <w:style w:type="paragraph" w:styleId="Header">
+  <w:style w:type="paragraph" w:styleId="Encabezado">
     <w:name w:val="header"/>
     <w:basedOn w:val="Normal"/>
-    <w:link w:val="HeaderChar"/>
+    <w:link w:val="EncabezadoCar"/>
     <w:uiPriority w:val="99"/>
     <w:unhideWhenUsed/>
     <w:rsid w:val="0090659A"/>
@@ -4732,17 +4162,17 @@
       <w:spacing w:after="0" w:line="240" w:lineRule="auto"/>
     </w:pPr>
   </w:style>
-  <w:style w:type="character" w:customStyle="1" w:styleId="HeaderChar">
-    <w:name w:val="Header Char"/>
-    <w:basedOn w:val="DefaultParagraphFont"/>
-    <w:link w:val="Header"/>
+  <w:style w:type="character" w:customStyle="1" w:styleId="EncabezadoCar">
+    <w:name w:val="Encabezado Car"/>
+    <w:basedOn w:val="Fuentedeprrafopredeter"/>
+    <w:link w:val="Encabezado"/>
     <w:uiPriority w:val="99"/>
     <w:rsid w:val="0090659A"/>
   </w:style>
-  <w:style w:type="paragraph" w:styleId="Footer">
+  <w:style w:type="paragraph" w:styleId="Piedepgina">
     <w:name w:val="footer"/>
     <w:basedOn w:val="Normal"/>
-    <w:link w:val="FooterChar"/>
+    <w:link w:val="PiedepginaCar"/>
     <w:autoRedefine/>
     <w:uiPriority w:val="99"/>
     <w:unhideWhenUsed/>
@@ -4757,9 +4187,9 @@
       <w:sz w:val="16"/>
     </w:rPr>
   </w:style>
-  <w:style w:type="character" w:customStyle="1" w:styleId="FooterChar">
-    <w:name w:val="Footer Char"/>
-    <w:link w:val="Footer"/>
+  <w:style w:type="character" w:customStyle="1" w:styleId="PiedepginaCar">
+    <w:name w:val="Pie de página Car"/>
+    <w:link w:val="Piedepgina"/>
     <w:uiPriority w:val="99"/>
     <w:rsid w:val="00163164"/>
     <w:rPr>
@@ -4767,10 +4197,10 @@
       <w:szCs w:val="22"/>
     </w:rPr>
   </w:style>
-  <w:style w:type="paragraph" w:styleId="BalloonText">
+  <w:style w:type="paragraph" w:styleId="Textodeglobo">
     <w:name w:val="Balloon Text"/>
     <w:basedOn w:val="Normal"/>
-    <w:link w:val="BalloonTextChar"/>
+    <w:link w:val="TextodegloboCar"/>
     <w:uiPriority w:val="99"/>
     <w:semiHidden/>
     <w:unhideWhenUsed/>
@@ -4784,9 +4214,9 @@
       <w:szCs w:val="16"/>
     </w:rPr>
   </w:style>
-  <w:style w:type="character" w:customStyle="1" w:styleId="BalloonTextChar">
-    <w:name w:val="Balloon Text Char"/>
-    <w:link w:val="BalloonText"/>
+  <w:style w:type="character" w:customStyle="1" w:styleId="TextodegloboCar">
+    <w:name w:val="Texto de globo Car"/>
+    <w:link w:val="Textodeglobo"/>
     <w:uiPriority w:val="99"/>
     <w:semiHidden/>
     <w:rsid w:val="0090659A"/>
@@ -4828,9 +4258,9 @@
     <w:link w:val="TableText"/>
     <w:rsid w:val="00097163"/>
   </w:style>
-  <w:style w:type="table" w:styleId="TableGrid">
+  <w:style w:type="table" w:styleId="Tablaconcuadrcula">
     <w:name w:val="Table Grid"/>
-    <w:basedOn w:val="TableNormal"/>
+    <w:basedOn w:val="Tablanormal"/>
     <w:uiPriority w:val="59"/>
     <w:rsid w:val="005D354A"/>
     <w:tblPr>
@@ -4900,7 +4330,7 @@
   </w:style>
   <w:style w:type="paragraph" w:customStyle="1" w:styleId="PartHead">
     <w:name w:val="Part Head"/>
-    <w:basedOn w:val="ListParagraph"/>
+    <w:basedOn w:val="Prrafodelista"/>
     <w:next w:val="BodyTextL25"/>
     <w:qFormat/>
     <w:rsid w:val="002C475E"/>
@@ -5004,10 +4434,10 @@
       <w:jc w:val="center"/>
     </w:pPr>
   </w:style>
-  <w:style w:type="paragraph" w:styleId="DocumentMap">
+  <w:style w:type="paragraph" w:styleId="Mapadeldocumento">
     <w:name w:val="Document Map"/>
     <w:basedOn w:val="Normal"/>
-    <w:link w:val="DocumentMapChar"/>
+    <w:link w:val="MapadeldocumentoCar"/>
     <w:uiPriority w:val="99"/>
     <w:semiHidden/>
     <w:unhideWhenUsed/>
@@ -5021,9 +4451,9 @@
       <w:szCs w:val="16"/>
     </w:rPr>
   </w:style>
-  <w:style w:type="character" w:customStyle="1" w:styleId="DocumentMapChar">
-    <w:name w:val="Document Map Char"/>
-    <w:link w:val="DocumentMap"/>
+  <w:style w:type="character" w:customStyle="1" w:styleId="MapadeldocumentoCar">
+    <w:name w:val="Mapa del documento Car"/>
+    <w:link w:val="Mapadeldocumento"/>
     <w:uiPriority w:val="99"/>
     <w:semiHidden/>
     <w:rsid w:val="00AB758A"/>
@@ -5082,7 +4512,7 @@
   </w:style>
   <w:style w:type="table" w:customStyle="1" w:styleId="LightList-Accent11">
     <w:name w:val="Light List - Accent 11"/>
-    <w:basedOn w:val="TableNormal"/>
+    <w:basedOn w:val="Tablanormal"/>
     <w:uiPriority w:val="61"/>
     <w:rsid w:val="00915986"/>
     <w:tblPr>
@@ -5164,7 +4594,7 @@
   </w:style>
   <w:style w:type="table" w:customStyle="1" w:styleId="LabTableStyle">
     <w:name w:val="Lab_Table_Style"/>
-    <w:basedOn w:val="TableNormal"/>
+    <w:basedOn w:val="Tablanormal"/>
     <w:uiPriority w:val="99"/>
     <w:qFormat/>
     <w:rsid w:val="00E87D62"/>
@@ -5234,7 +4664,7 @@
   </w:style>
   <w:style w:type="numbering" w:customStyle="1" w:styleId="BulletList">
     <w:name w:val="Bullet_List"/>
-    <w:basedOn w:val="NoList"/>
+    <w:basedOn w:val="Sinlista"/>
     <w:uiPriority w:val="99"/>
     <w:rsid w:val="00AC507D"/>
     <w:pPr>
@@ -5245,7 +4675,7 @@
   </w:style>
   <w:style w:type="numbering" w:customStyle="1" w:styleId="PartStepSubStepList">
     <w:name w:val="Part_Step_SubStep_List"/>
-    <w:basedOn w:val="NoList"/>
+    <w:basedOn w:val="Sinlista"/>
     <w:uiPriority w:val="99"/>
     <w:rsid w:val="002C475E"/>
     <w:pPr>
@@ -5273,7 +4703,7 @@
       <w:color w:val="FF0000"/>
     </w:rPr>
   </w:style>
-  <w:style w:type="paragraph" w:styleId="ListParagraph">
+  <w:style w:type="paragraph" w:styleId="Prrafodelista">
     <w:name w:val="List Paragraph"/>
     <w:basedOn w:val="Normal"/>
     <w:uiPriority w:val="34"/>
@@ -5293,10 +4723,10 @@
       <w:b/>
     </w:rPr>
   </w:style>
-  <w:style w:type="paragraph" w:styleId="HTMLPreformatted">
+  <w:style w:type="paragraph" w:styleId="HTMLconformatoprevio">
     <w:name w:val="HTML Preformatted"/>
     <w:basedOn w:val="Normal"/>
-    <w:link w:val="HTMLPreformattedChar"/>
+    <w:link w:val="HTMLconformatoprevioCar"/>
     <w:uiPriority w:val="99"/>
     <w:semiHidden/>
     <w:unhideWhenUsed/>
@@ -5328,9 +4758,9 @@
       <w:szCs w:val="20"/>
     </w:rPr>
   </w:style>
-  <w:style w:type="character" w:customStyle="1" w:styleId="HTMLPreformattedChar">
-    <w:name w:val="HTML Preformatted Char"/>
-    <w:link w:val="HTMLPreformatted"/>
+  <w:style w:type="character" w:customStyle="1" w:styleId="HTMLconformatoprevioCar">
+    <w:name w:val="HTML con formato previo Car"/>
+    <w:link w:val="HTMLconformatoprevio"/>
     <w:uiPriority w:val="99"/>
     <w:semiHidden/>
     <w:rsid w:val="00C6495E"/>
@@ -5338,7 +4768,7 @@
       <w:rFonts w:ascii="Courier New" w:eastAsia="Times New Roman" w:hAnsi="Courier New" w:cs="Courier New"/>
     </w:rPr>
   </w:style>
-  <w:style w:type="character" w:styleId="CommentReference">
+  <w:style w:type="character" w:styleId="Refdecomentario">
     <w:name w:val="annotation reference"/>
     <w:uiPriority w:val="99"/>
     <w:semiHidden/>
@@ -5349,10 +4779,10 @@
       <w:szCs w:val="16"/>
     </w:rPr>
   </w:style>
-  <w:style w:type="paragraph" w:styleId="CommentText">
+  <w:style w:type="paragraph" w:styleId="Textocomentario">
     <w:name w:val="annotation text"/>
     <w:basedOn w:val="Normal"/>
-    <w:link w:val="CommentTextChar"/>
+    <w:link w:val="TextocomentarioCar"/>
     <w:uiPriority w:val="99"/>
     <w:semiHidden/>
     <w:unhideWhenUsed/>
@@ -5362,19 +4792,19 @@
       <w:szCs w:val="20"/>
     </w:rPr>
   </w:style>
-  <w:style w:type="character" w:customStyle="1" w:styleId="CommentTextChar">
-    <w:name w:val="Comment Text Char"/>
-    <w:basedOn w:val="DefaultParagraphFont"/>
-    <w:link w:val="CommentText"/>
+  <w:style w:type="character" w:customStyle="1" w:styleId="TextocomentarioCar">
+    <w:name w:val="Texto comentario Car"/>
+    <w:basedOn w:val="Fuentedeprrafopredeter"/>
+    <w:link w:val="Textocomentario"/>
     <w:uiPriority w:val="99"/>
     <w:semiHidden/>
     <w:rsid w:val="000B2344"/>
   </w:style>
-  <w:style w:type="paragraph" w:styleId="CommentSubject">
+  <w:style w:type="paragraph" w:styleId="Asuntodelcomentario">
     <w:name w:val="annotation subject"/>
-    <w:basedOn w:val="CommentText"/>
-    <w:next w:val="CommentText"/>
-    <w:link w:val="CommentSubjectChar"/>
+    <w:basedOn w:val="Textocomentario"/>
+    <w:next w:val="Textocomentario"/>
+    <w:link w:val="AsuntodelcomentarioCar"/>
     <w:uiPriority w:val="99"/>
     <w:semiHidden/>
     <w:unhideWhenUsed/>
@@ -5384,9 +4814,9 @@
       <w:bCs/>
     </w:rPr>
   </w:style>
-  <w:style w:type="character" w:customStyle="1" w:styleId="CommentSubjectChar">
-    <w:name w:val="Comment Subject Char"/>
-    <w:link w:val="CommentSubject"/>
+  <w:style w:type="character" w:customStyle="1" w:styleId="AsuntodelcomentarioCar">
+    <w:name w:val="Asunto del comentario Car"/>
+    <w:link w:val="Asuntodelcomentario"/>
     <w:uiPriority w:val="99"/>
     <w:semiHidden/>
     <w:rsid w:val="000B2344"/>
@@ -5409,7 +4839,7 @@
   </w:style>
   <w:style w:type="numbering" w:customStyle="1" w:styleId="SectionList">
     <w:name w:val="Section_List"/>
-    <w:basedOn w:val="NoList"/>
+    <w:basedOn w:val="Sinlista"/>
     <w:uiPriority w:val="99"/>
     <w:rsid w:val="00596998"/>
     <w:pPr>
@@ -5418,7 +4848,7 @@
       </w:numPr>
     </w:pPr>
   </w:style>
-  <w:style w:type="paragraph" w:styleId="Index2">
+  <w:style w:type="paragraph" w:styleId="ndice2">
     <w:name w:val="index 2"/>
     <w:basedOn w:val="Normal"/>
     <w:next w:val="Normal"/>
@@ -5451,7 +4881,7 @@
       <w:szCs w:val="24"/>
     </w:rPr>
   </w:style>
-  <w:style w:type="paragraph" w:styleId="Revision">
+  <w:style w:type="paragraph" w:styleId="Revisin">
     <w:name w:val="Revision"/>
     <w:hidden/>
     <w:uiPriority w:val="99"/>
@@ -5462,10 +4892,10 @@
       <w:szCs w:val="22"/>
     </w:rPr>
   </w:style>
-  <w:style w:type="paragraph" w:styleId="BodyText">
+  <w:style w:type="paragraph" w:styleId="Textoindependiente">
     <w:name w:val="Body Text"/>
     <w:basedOn w:val="Normal"/>
-    <w:link w:val="BodyTextChar1"/>
+    <w:link w:val="TextoindependienteCar"/>
     <w:rsid w:val="002230D5"/>
     <w:pPr>
       <w:spacing w:before="0" w:after="120" w:line="240" w:lineRule="auto"/>
@@ -5478,7 +4908,7 @@
   </w:style>
   <w:style w:type="character" w:customStyle="1" w:styleId="BodyTextChar">
     <w:name w:val="Body Text Char"/>
-    <w:basedOn w:val="DefaultParagraphFont"/>
+    <w:basedOn w:val="Fuentedeprrafopredeter"/>
     <w:uiPriority w:val="99"/>
     <w:semiHidden/>
     <w:rsid w:val="002230D5"/>
@@ -5487,9 +4917,9 @@
       <w:szCs w:val="22"/>
     </w:rPr>
   </w:style>
-  <w:style w:type="character" w:customStyle="1" w:styleId="BodyTextChar1">
-    <w:name w:val="Body Text Char1"/>
-    <w:link w:val="BodyText"/>
+  <w:style w:type="character" w:customStyle="1" w:styleId="TextoindependienteCar">
+    <w:name w:val="Texto independiente Car"/>
+    <w:link w:val="Textoindependiente"/>
     <w:rsid w:val="002230D5"/>
     <w:rPr>
       <w:rFonts w:eastAsia="Times New Roman"/>

--- a/Calendario2026/Laboratorios/Laboratorio2/2_Configure_and_Verify_eBGP.docx
+++ b/Calendario2026/Laboratorios/Laboratorio2/2_Configure_and_Verify_eBGP.docx
@@ -180,14 +180,11 @@
         <w:ind w:hanging="284"/>
       </w:pPr>
       <w:r>
-        <w:rPr>
-          <w:noProof/>
-        </w:rPr>
         <w:drawing>
-          <wp:inline distT="0" distB="0" distL="0" distR="0" wp14:anchorId="58346A68" wp14:editId="71B9073D">
-            <wp:extent cx="6446520" cy="1817370"/>
+          <wp:inline distT="0" distB="0" distL="0" distR="0" wp14:anchorId="10E621D8" wp14:editId="56367421">
+            <wp:extent cx="6446520" cy="1848485"/>
             <wp:effectExtent l="0" t="0" r="0" b="0"/>
-            <wp:docPr id="454474303" name="Picture 1" descr="A close-up of a diagram&#10;&#10;AI-generated content may be incorrect."/>
+            <wp:docPr id="363107054" name="Imagen 1"/>
             <wp:cNvGraphicFramePr>
               <a:graphicFrameLocks xmlns:a="http://schemas.openxmlformats.org/drawingml/2006/main" noChangeAspect="1"/>
             </wp:cNvGraphicFramePr>
@@ -195,7 +192,7 @@
               <a:graphicData uri="http://schemas.openxmlformats.org/drawingml/2006/picture">
                 <pic:pic xmlns:pic="http://schemas.openxmlformats.org/drawingml/2006/picture">
                   <pic:nvPicPr>
-                    <pic:cNvPr id="454474303" name="Picture 1" descr="A close-up of a diagram&#10;&#10;AI-generated content may be incorrect."/>
+                    <pic:cNvPr id="363107054" name=""/>
                     <pic:cNvPicPr/>
                   </pic:nvPicPr>
                   <pic:blipFill>
@@ -207,7 +204,7 @@
                   <pic:spPr>
                     <a:xfrm>
                       <a:off x="0" y="0"/>
-                      <a:ext cx="6446520" cy="1817370"/>
+                      <a:ext cx="6446520" cy="1848485"/>
                     </a:xfrm>
                     <a:prstGeom prst="rect">
                       <a:avLst/>
